--- a/docs/NEED2DONE_LAUNCH/02_LEGAL_POLICIES_&_COMPLIANCE/06_Terms_of_Service.docx
+++ b/docs/NEED2DONE_LAUNCH/02_LEGAL_POLICIES_&_COMPLIANCE/06_Terms_of_Service.docx
@@ -62,7 +62,7 @@
           <w:color w:val="022B5E"/>
           <w:sz w:val="28"/>
         </w:rPr>
-        <w:t>1. Description of Services</w:t>
+        <w:t>1. Description of Services &amp; Platform Architecture</w:t>
       </w:r>
     </w:p>
     <w:p>
@@ -88,7 +88,7 @@
           <w:color w:val="1E293B"/>
           <w:sz w:val="21"/>
         </w:rPr>
-        <w:t xml:space="preserve"> is an automated conversational platform and software ecosystem enabling users to request and manage on-demand domestic tasks and hyperlocal assistance.</w:t>
+        <w:t xml:space="preserve"> is an automated conversational platform and software ecosystem enabling users to request and manage on-demand domestic tasks and hyperlocal convenience services.</w:t>
       </w:r>
     </w:p>
     <w:p>
@@ -100,22 +100,20 @@
           <w:color w:val="1E293B"/>
           <w:sz w:val="21"/>
         </w:rPr>
-        <w:t xml:space="preserve">The platform currently operates </w:t>
+        <w:t>The platform architecture is structured into two operational phases:</w:t>
       </w:r>
+    </w:p>
+    <w:p>
+      <w:pPr>
+        <w:spacing w:before="200" w:after="60"/>
+      </w:pPr>
       <w:r>
         <w:rPr>
           <w:b/>
-          <w:color w:val="1E293B"/>
-          <w:sz w:val="21"/>
+          <w:color w:val="FF7D00"/>
+          <w:sz w:val="24"/>
         </w:rPr>
-        <w:t>three (3) active service verticals</w:t>
-      </w:r>
-      <w:r>
-        <w:rPr>
-          <w:color w:val="1E293B"/>
-          <w:sz w:val="21"/>
-        </w:rPr>
-        <w:t>:</w:t>
+        <w:t>A. Currently Active &amp; Operational Services</w:t>
       </w:r>
     </w:p>
     <w:p>
@@ -135,14 +133,14 @@
           <w:color w:val="1E293B"/>
           <w:sz w:val="21"/>
         </w:rPr>
-        <w:t>Home Services:</w:t>
+        <w:t>Home Services (HS):</w:t>
       </w:r>
       <w:r>
         <w:rPr>
           <w:color w:val="1E293B"/>
           <w:sz w:val="21"/>
         </w:rPr>
-        <w:t xml:space="preserve"> On-demand domestic assistance including deep cleaning (kitchen, bathroom, floors, fans, windows), dishwashing, laundry, ironing, and helper services via web portal (`https://need2done.in/home-services/`) and WhatsApp.</w:t>
+        <w:t xml:space="preserve"> On-demand domestic assistance including deep cleaning (kitchen, bathroom, floors, fans, windows), dishwashing, laundry, ironing, and helper services via web portal (`https://need2done.in`) and WhatsApp bot.</w:t>
       </w:r>
     </w:p>
     <w:p>
@@ -162,14 +160,14 @@
           <w:color w:val="1E293B"/>
           <w:sz w:val="21"/>
         </w:rPr>
-        <w:t>Medicine Delivery:</w:t>
+        <w:t>Custom Work &amp; Errands (CW):</w:t>
       </w:r>
       <w:r>
         <w:rPr>
           <w:color w:val="1E293B"/>
           <w:sz w:val="21"/>
         </w:rPr>
-        <w:t xml:space="preserve"> Pickup and doorstep courier delivery of pharmacy products and prescription medications from licensed local retailers.</w:t>
+        <w:t xml:space="preserve"> On-demand personalized errands, custom tasks, item/document pick-and-drop, and chore assistance.</w:t>
       </w:r>
     </w:p>
     <w:p>
@@ -189,49 +187,135 @@
           <w:color w:val="1E293B"/>
           <w:sz w:val="21"/>
         </w:rPr>
-        <w:t>Custom Work:</w:t>
+        <w:t>Medicine Delivery (MEDI):</w:t>
       </w:r>
       <w:r>
         <w:rPr>
           <w:color w:val="1E293B"/>
           <w:sz w:val="21"/>
         </w:rPr>
-        <w:t xml:space="preserve"> On-demand personalized errands, custom tasks, item pick-and-drop, and chore assistance.</w:t>
+        <w:t xml:space="preserve"> Doorstep collection and delivery of pharmacy products and prescription medications from licensed local retailers.</w:t>
       </w:r>
     </w:p>
     <w:p>
       <w:pPr>
-        <w:spacing w:before="80" w:after="120"/>
-        <w:ind w:left="576"/>
+        <w:spacing w:before="200" w:after="60"/>
       </w:pPr>
       <w:r>
         <w:rPr>
           <w:b/>
           <w:color w:val="FF7D00"/>
+          <w:sz w:val="24"/>
         </w:rPr>
-        <w:t xml:space="preserve">┃  </w:t>
+        <w:t>B. Upcoming Services in Development (Future Expansion)</w:t>
       </w:r>
+    </w:p>
+    <w:p>
+      <w:pPr>
+        <w:pStyle w:val="ListNumber"/>
+        <w:spacing w:after="60" w:line="276" w:lineRule="auto"/>
+      </w:pPr>
       <w:r>
         <w:rPr>
-          <w:color w:val="475569"/>
+          <w:color w:val="1E293B"/>
           <w:sz w:val="21"/>
         </w:rPr>
-        <w:t xml:space="preserve">[!NOTE] </w:t>
       </w:r>
       <w:r>
         <w:rPr>
           <w:b/>
-          <w:color w:val="475569"/>
+          <w:color w:val="1E293B"/>
           <w:sz w:val="21"/>
         </w:rPr>
-        <w:t>Upcoming Service Expansions:</w:t>
+        <w:t>Food Delivery (FD):</w:t>
       </w:r>
       <w:r>
         <w:rPr>
-          <w:color w:val="475569"/>
+          <w:color w:val="1E293B"/>
           <w:sz w:val="21"/>
         </w:rPr>
-        <w:t xml:space="preserve"> Additional verticals including General Handyman &amp; Appliance Maintenance, Grocery Fulfilment, and Specialized Trade Repairs will be introduced in subsequent launch phases.</w:t>
+        <w:t xml:space="preserve"> Doorstep meal fulfillment from neighborhood restaurants.</w:t>
+      </w:r>
+    </w:p>
+    <w:p>
+      <w:pPr>
+        <w:pStyle w:val="ListNumber"/>
+        <w:spacing w:after="60" w:line="276" w:lineRule="auto"/>
+      </w:pPr>
+      <w:r>
+        <w:rPr>
+          <w:color w:val="1E293B"/>
+          <w:sz w:val="21"/>
+        </w:rPr>
+      </w:r>
+      <w:r>
+        <w:rPr>
+          <w:b/>
+          <w:color w:val="1E293B"/>
+          <w:sz w:val="21"/>
+        </w:rPr>
+        <w:t>Grocery Delivery (Groce):</w:t>
+      </w:r>
+      <w:r>
+        <w:rPr>
+          <w:color w:val="1E293B"/>
+          <w:sz w:val="21"/>
+        </w:rPr>
+        <w:t xml:space="preserve"> Supermarket and packaged grocery delivery.</w:t>
+      </w:r>
+    </w:p>
+    <w:p>
+      <w:pPr>
+        <w:pStyle w:val="ListNumber"/>
+        <w:spacing w:after="60" w:line="276" w:lineRule="auto"/>
+      </w:pPr>
+      <w:r>
+        <w:rPr>
+          <w:color w:val="1E293B"/>
+          <w:sz w:val="21"/>
+        </w:rPr>
+      </w:r>
+      <w:r>
+        <w:rPr>
+          <w:b/>
+          <w:color w:val="1E293B"/>
+          <w:sz w:val="21"/>
+        </w:rPr>
+        <w:t>Fruits &amp; Vegetables:</w:t>
+      </w:r>
+      <w:r>
+        <w:rPr>
+          <w:color w:val="1E293B"/>
+          <w:sz w:val="21"/>
+        </w:rPr>
+        <w:t xml:space="preserve"> Fresh farm produce pickup and delivery.</w:t>
+      </w:r>
+    </w:p>
+    <w:p>
+      <w:pPr>
+        <w:pStyle w:val="ListNumber"/>
+        <w:spacing w:after="60" w:line="276" w:lineRule="auto"/>
+      </w:pPr>
+      <w:r>
+        <w:rPr>
+          <w:color w:val="1E293B"/>
+          <w:sz w:val="21"/>
+        </w:rPr>
+      </w:r>
+      <w:r>
+        <w:rPr>
+          <w:b/>
+          <w:color w:val="1E293B"/>
+          <w:sz w:val="21"/>
+        </w:rPr>
+        <w:t>Rides &amp; Mobility (Ride):</w:t>
+      </w:r>
+      <w:r>
+        <w:rPr>
+          <w:color w:val="1E293B"/>
+          <w:sz w:val="21"/>
+        </w:rPr>
+        <w:t xml:space="preserve"> Point-to-point urban transit and commuter mobility.</w:t>
       </w:r>
     </w:p>
     <w:p>
